--- a/fra/docx/007.content.docx
+++ b/fra/docx/007.content.docx
@@ -19,7 +19,7 @@
         <w:rPr>
           <w:lang w:val="fr_FR" w:bidi="fr_FR"/>
         </w:rPr>
-        <w:t>Resource: Tyndale Open Study Notes</w:t>
+        <w:t>Resource: Aquifer Open Study Notes (Profiles)</w:t>
       </w:r>
       <w:r>
         <w:rPr>
@@ -112,7 +112,7 @@
         <w:rPr>
           <w:lang w:val="fr_FR" w:bidi="fr_FR"/>
         </w:rPr>
-        <w:t>Tyndale Open Study Notes</w:t>
+        <w:t>Aquifer Open Study Notes (Profiles)</w:t>
       </w:r>
     </w:p>
     <w:p>

--- a/fra/docx/007.content.docx
+++ b/fra/docx/007.content.docx
@@ -247,18 +247,12 @@
         </w:rPr>
         <w:t>À cette époque, Madian opprimait Israël et le peuple implorait le secours du Seigneur (</w:t>
       </w:r>
-      <w:hyperlink r:id="rId13">
-        <w:r>
-          <w:rPr>
-            <w:lang w:val="fr_FR" w:bidi="fr_FR"/>
-          </w:rPr>
-          <w:rPr>
-            <w:color w:val="0000EE"/>
-            <w:u w:val="single"/>
-          </w:rPr>
-          <w:t>Jg 6.6</w:t>
-        </w:r>
-      </w:hyperlink>
+      <w:r>
+        <w:rPr>
+          <w:lang w:val="fr_FR" w:bidi="fr_FR"/>
+        </w:rPr>
+        <w:t>Jg 6.6</w:t>
+      </w:r>
       <w:r>
         <w:rPr>
           <w:lang w:val="fr_FR" w:bidi="fr_FR"/>
@@ -335,18 +329,12 @@
         </w:rPr>
         <w:t>Avec sagesse, Gédéon refusa de devenir le dirigeant du peuple, contrairement à la demande des siens. Néanmoins, il fabriqua un éphod à partir des boucles d'oreilles des soldats vaincus, et cet objet devint une idole (</w:t>
       </w:r>
-      <w:hyperlink r:id="rId14">
-        <w:r>
-          <w:rPr>
-            <w:lang w:val="fr_FR" w:bidi="fr_FR"/>
-          </w:rPr>
-          <w:rPr>
-            <w:color w:val="0000EE"/>
-            <w:u w:val="single"/>
-          </w:rPr>
-          <w:t>Jg 8.22–27</w:t>
-        </w:r>
-      </w:hyperlink>
+      <w:r>
+        <w:rPr>
+          <w:lang w:val="fr_FR" w:bidi="fr_FR"/>
+        </w:rPr>
+        <w:t>Jg 8.22–27</w:t>
+      </w:r>
       <w:r>
         <w:rPr>
           <w:lang w:val="fr_FR" w:bidi="fr_FR"/>
@@ -367,18 +355,12 @@
         </w:rPr>
         <w:t>Faible dans la foi, et se fiant aux signes visibles, Gédéon se détourna peu à peu de l'adoration du Dieu invisible, laissant place à l'idolâtrie. Israël connut la paix pendant son règne, mais son manque de foi engendra des troubles après sa mort (</w:t>
       </w:r>
-      <w:hyperlink r:id="rId15">
-        <w:r>
-          <w:rPr>
-            <w:lang w:val="fr_FR" w:bidi="fr_FR"/>
-          </w:rPr>
-          <w:rPr>
-            <w:color w:val="0000EE"/>
-            <w:u w:val="single"/>
-          </w:rPr>
-          <w:t>Jg 8.33–9.57</w:t>
-        </w:r>
-      </w:hyperlink>
+      <w:r>
+        <w:rPr>
+          <w:lang w:val="fr_FR" w:bidi="fr_FR"/>
+        </w:rPr>
+        <w:t>Jg 8.33–9.57</w:t>
+      </w:r>
       <w:r>
         <w:rPr>
           <w:lang w:val="fr_FR" w:bidi="fr_FR"/>
@@ -408,72 +390,48 @@
           <w:lang w:val="fr_FR" w:bidi="fr_FR"/>
         </w:rPr>
       </w:r>
-      <w:hyperlink r:id="rId16">
-        <w:r>
-          <w:rPr>
-            <w:lang w:val="fr_FR" w:bidi="fr_FR"/>
-          </w:rPr>
-          <w:rPr>
-            <w:color w:val="0000EE"/>
-            <w:u w:val="single"/>
-          </w:rPr>
-          <w:t>Jg 6.1–8.35</w:t>
-        </w:r>
-      </w:hyperlink>
+      <w:r>
+        <w:rPr>
+          <w:lang w:val="fr_FR" w:bidi="fr_FR"/>
+        </w:rPr>
+        <w:t>Jg 6.1–8.35</w:t>
+      </w:r>
       <w:r>
         <w:rPr>
           <w:lang w:val="fr_FR" w:bidi="fr_FR"/>
         </w:rPr>
         <w:t xml:space="preserve"> ; </w:t>
       </w:r>
-      <w:hyperlink r:id="rId17">
-        <w:r>
-          <w:rPr>
-            <w:lang w:val="fr_FR" w:bidi="fr_FR"/>
-          </w:rPr>
-          <w:rPr>
-            <w:color w:val="0000EE"/>
-            <w:u w:val="single"/>
-          </w:rPr>
-          <w:t>1S 12.11</w:t>
-        </w:r>
-      </w:hyperlink>
+      <w:r>
+        <w:rPr>
+          <w:lang w:val="fr_FR" w:bidi="fr_FR"/>
+        </w:rPr>
+        <w:t>1S 12.11</w:t>
+      </w:r>
       <w:r>
         <w:rPr>
           <w:lang w:val="fr_FR" w:bidi="fr_FR"/>
         </w:rPr>
         <w:t xml:space="preserve"> ; </w:t>
       </w:r>
-      <w:hyperlink r:id="rId18">
-        <w:r>
-          <w:rPr>
-            <w:lang w:val="fr_FR" w:bidi="fr_FR"/>
-          </w:rPr>
-          <w:rPr>
-            <w:color w:val="0000EE"/>
-            <w:u w:val="single"/>
-          </w:rPr>
-          <w:t>Es 10.26</w:t>
-        </w:r>
-      </w:hyperlink>
+      <w:r>
+        <w:rPr>
+          <w:lang w:val="fr_FR" w:bidi="fr_FR"/>
+        </w:rPr>
+        <w:t>Es 10.26</w:t>
+      </w:r>
       <w:r>
         <w:rPr>
           <w:lang w:val="fr_FR" w:bidi="fr_FR"/>
         </w:rPr>
         <w:t xml:space="preserve"> ; </w:t>
       </w:r>
-      <w:hyperlink r:id="rId19">
-        <w:r>
-          <w:rPr>
-            <w:lang w:val="fr_FR" w:bidi="fr_FR"/>
-          </w:rPr>
-          <w:rPr>
-            <w:color w:val="0000EE"/>
-            <w:u w:val="single"/>
-          </w:rPr>
-          <w:t>Hé 11.32</w:t>
-        </w:r>
-      </w:hyperlink>
+      <w:r>
+        <w:rPr>
+          <w:lang w:val="fr_FR" w:bidi="fr_FR"/>
+        </w:rPr>
+        <w:t>Hé 11.32</w:t>
+      </w:r>
       <w:r>
         <w:rPr>
           <w:lang w:val="fr_FR" w:bidi="fr_FR"/>
